--- a/docs/CRM + Invoicing SaaS — V1 Product Scope.docx
+++ b/docs/CRM + Invoicing SaaS — V1 Product Scope.docx
@@ -9300,18 +9300,18 @@
         <w:rPr>
           <w:rtl w:val="0"/>
         </w:rPr>
-        <w:t xml:space="preserve">36. Mobile application</w:t>
-      </w:r>
-    </w:p>
-    <w:p>
-      <w:pPr>
-        <w:rPr/>
-      </w:pPr>
-      <w:r>
-        <w:rPr>
-          <w:rtl w:val="0"/>
-        </w:rPr>
-        <w:t xml:space="preserve">The mobile application must not contain its own business logic.</w:t>
+        <w:t xml:space="preserve">36. Platform strategy — web + iOS + Android</w:t>
+      </w:r>
+    </w:p>
+    <w:p>
+      <w:pPr>
+        <w:rPr/>
+      </w:pPr>
+      <w:r>
+        <w:rPr>
+          <w:rtl w:val="0"/>
+        </w:rPr>
+        <w:t xml:space="preserve">The product is one SaaS platform with two first-party client codebases: a responsive web application and a Flutter mobile application targeting both iOS and Android. The Django backend remains the authoritative source of truth, and the mobile application must not duplicate financial or workflow business logic.</w:t>
       </w:r>
     </w:p>
     <w:p>
@@ -9344,7 +9344,7 @@
           <w:rFonts w:ascii="Arial Unicode MS" w:cs="Arial Unicode MS" w:eastAsia="Arial Unicode MS" w:hAnsi="Arial Unicode MS"/>
           <w:rtl w:val="0"/>
         </w:rPr>
-        <w:t xml:space="preserve">Django backend → responsive web application</w:t>
+        <w:t xml:space="preserve">Django backend → responsive web application (initial V1 client)</w:t>
       </w:r>
     </w:p>
     <w:p>
@@ -9356,49 +9356,49 @@
           <w:rFonts w:ascii="Arial Unicode MS" w:cs="Arial Unicode MS" w:eastAsia="Arial Unicode MS" w:hAnsi="Arial Unicode MS"/>
           <w:rtl w:val="0"/>
         </w:rPr>
-        <w:t xml:space="preserve">Django backend → REST API → mobile application</w:t>
-      </w:r>
-    </w:p>
-    <w:p>
-      <w:pPr>
-        <w:rPr/>
-      </w:pPr>
-      <w:r>
-        <w:rPr>
-          <w:rtl w:val="0"/>
-        </w:rPr>
-      </w:r>
-    </w:p>
-    <w:p>
-      <w:pPr>
-        <w:rPr/>
-      </w:pPr>
-      <w:r>
-        <w:rPr>
-          <w:rtl w:val="0"/>
-        </w:rPr>
-        <w:t xml:space="preserve">The backend remains authoritative.</w:t>
-      </w:r>
-    </w:p>
-    <w:p>
-      <w:pPr>
-        <w:rPr/>
-      </w:pPr>
-      <w:r>
-        <w:rPr>
-          <w:rtl w:val="0"/>
-        </w:rPr>
-      </w:r>
-    </w:p>
-    <w:p>
-      <w:pPr>
-        <w:rPr/>
-      </w:pPr>
-      <w:r>
-        <w:rPr>
-          <w:rtl w:val="0"/>
-        </w:rPr>
-        <w:t xml:space="preserve">Mobile can eventually support:</w:t>
+        <w:t xml:space="preserve">Django backend → versioned REST API → Flutter/Dart mobile application → iOS + Android (defined follow-on clients)</w:t>
+      </w:r>
+    </w:p>
+    <w:p>
+      <w:pPr>
+        <w:rPr/>
+      </w:pPr>
+      <w:r>
+        <w:rPr>
+          <w:rtl w:val="0"/>
+        </w:rPr>
+      </w:r>
+    </w:p>
+    <w:p>
+      <w:pPr>
+        <w:rPr/>
+      </w:pPr>
+      <w:r>
+        <w:rPr>
+          <w:rtl w:val="0"/>
+        </w:rPr>
+        <w:t xml:space="preserve">The backend remains authoritative for permissions, calculations, balances, document state, overdue logic, numbering, payments, and activity. Web, iOS, and Android should call the same backend services so behavior cannot diverge. Initial synchronization is server-first; offline-first conflict resolution is intentionally deferred until real usage demonstrates a need.</w:t>
+      </w:r>
+    </w:p>
+    <w:p>
+      <w:pPr>
+        <w:rPr/>
+      </w:pPr>
+      <w:r>
+        <w:rPr>
+          <w:rtl w:val="0"/>
+        </w:rPr>
+      </w:r>
+    </w:p>
+    <w:p>
+      <w:pPr>
+        <w:rPr/>
+      </w:pPr>
+      <w:r>
+        <w:rPr>
+          <w:rtl w:val="0"/>
+        </w:rPr>
+        <w:t xml:space="preserve">The Flutter mobile client should prioritize mobile-useful workflows on both iOS and Android:</w:t>
       </w:r>
     </w:p>
     <w:p>
@@ -9559,7 +9559,7 @@
         <w:rPr>
           <w:rtl w:val="0"/>
         </w:rPr>
-        <w:t xml:space="preserve">Phase 1: Responsive web application</w:t>
+        <w:t xml:space="preserve">Phase 1: Build and launch the responsive web V1</w:t>
       </w:r>
     </w:p>
     <w:p>
@@ -9577,7 +9577,7 @@
         <w:rPr>
           <w:rtl w:val="0"/>
         </w:rPr>
-        <w:t xml:space="preserve">Phase 2: Stabilize business logic</w:t>
+        <w:t xml:space="preserve">Phase 2: Stabilize backend business logic and production workflows</w:t>
       </w:r>
     </w:p>
     <w:p>
@@ -9595,7 +9595,7 @@
         <w:rPr>
           <w:rtl w:val="0"/>
         </w:rPr>
-        <w:t xml:space="preserve">Phase 3: Formalize the API</w:t>
+        <w:t xml:space="preserve">Phase 3: Version and harden the REST API for first-party mobile use</w:t>
       </w:r>
     </w:p>
     <w:p>
@@ -9613,28 +9613,28 @@
         <w:rPr>
           <w:rtl w:val="0"/>
         </w:rPr>
-        <w:t xml:space="preserve">Phase 4: Build the mobile application</w:t>
-      </w:r>
-    </w:p>
-    <w:p>
-      <w:pPr>
-        <w:rPr/>
-      </w:pPr>
-      <w:r>
-        <w:rPr>
-          <w:rtl w:val="0"/>
-        </w:rPr>
-      </w:r>
-    </w:p>
-    <w:p>
-      <w:pPr>
-        <w:rPr/>
-      </w:pPr>
-      <w:r>
-        <w:rPr>
-          <w:rtl w:val="0"/>
-        </w:rPr>
-        <w:t xml:space="preserve">Do not build the mobile application simultaneously with the first web MVP. A properly designed backend prevents mobile from becoming a rewrite.</w:t>
+        <w:t xml:space="preserve">Phase 4: Build the Flutter mobile application with Dart for iOS and Android</w:t>
+      </w:r>
+    </w:p>
+    <w:p>
+      <w:pPr>
+        <w:rPr/>
+      </w:pPr>
+      <w:r>
+        <w:rPr>
+          <w:rtl w:val="0"/>
+        </w:rPr>
+      </w:r>
+    </w:p>
+    <w:p>
+      <w:pPr>
+        <w:rPr/>
+      </w:pPr>
+      <w:r>
+        <w:rPr>
+          <w:rtl w:val="0"/>
+        </w:rPr>
+        <w:t xml:space="preserve">Do not build the mobile application simultaneously with the first web MVP. A properly designed backend makes Flutter a second first-party client rather than a rewrite. The initial mobile release should consume the same versioned API, store credentials securely on-device using platform-secure storage, target both iOS and Android, and focus on high-value mobile workflows instead of duplicating every web administration screen.</w:t>
       </w:r>
     </w:p>
     <w:p>
@@ -10556,7 +10556,7 @@
         <w:rPr>
           <w:rtl w:val="0"/>
         </w:rPr>
-        <w:t xml:space="preserve">Native mobile application</w:t>
+        <w:t xml:space="preserve">Flutter iOS and Android applications in the initial web V1 release</w:t>
       </w:r>
     </w:p>
     <w:p>
@@ -11081,7 +11081,7 @@
         <w:rPr>
           <w:rtl w:val="0"/>
         </w:rPr>
-        <w:t xml:space="preserve">Mobile client later, consuming the same API</w:t>
+        <w:t xml:space="preserve">Flutter mobile client later, consuming the same API on iOS and Android</w:t>
       </w:r>
     </w:p>
     <w:p>
@@ -11783,7 +11783,7 @@
         <w:rPr>
           <w:rtl w:val="0"/>
         </w:rPr>
-        <w:t xml:space="preserve">Post-launch: automation, recurring invoices, stronger API, and mobile application</w:t>
+        <w:t xml:space="preserve">Post-launch: automation, recurring invoices, stronger API, and Flutter mobile application for iOS and Android</w:t>
       </w:r>
     </w:p>
     <w:p>
